--- a/Алексеев_Д_А_Индивидуальное_задание_на_преддипломную_практику.docx
+++ b/Алексеев_Д_А_Индивидуальное_задание_на_преддипломную_практику.docx
@@ -238,11 +238,10 @@
           <w:iCs/>
           <w:color w:val="0F1115"/>
           <w:kern w:val="0"/>
-          <w:highlight w:val="yellow"/>
-          <w:lang w:val="ru-RU"/>
-          <w14:ligatures w14:val="none"/>
-        </w:rPr>
-        <w:t>[Указать организацию/предприятие, например: кондитерская фабрика, научно-исследовательская лаборатория, предприятие по разработке систем технического зрения]</w:t>
+          <w:lang w:val="ru-RU"/>
+          <w14:ligatures w14:val="none"/>
+        </w:rPr>
+        <w:t>ООО “Объединенные Кондитеры»</w:t>
       </w:r>
       <w:r>
         <w:rPr>
@@ -282,11 +281,10 @@
           <w:iCs/>
           <w:color w:val="0F1115"/>
           <w:kern w:val="0"/>
-          <w:highlight w:val="yellow"/>
-          <w:lang w:val="ru-RU"/>
-          <w14:ligatures w14:val="none"/>
-        </w:rPr>
-        <w:t>[Указать даты начала и окончания]</w:t>
+          <w:lang w:val="ru-RU"/>
+          <w14:ligatures w14:val="none"/>
+        </w:rPr>
+        <w:t>02.02.2026 – 19.05.2026</w:t>
       </w:r>
     </w:p>
     <w:p>
@@ -530,42 +528,7 @@
           <w:lang w:val="ru-RU"/>
           <w14:ligatures w14:val="none"/>
         </w:rPr>
-        <w:t xml:space="preserve">Ознакомиться с правилами внутреннего трудового распорядка организации — места прохождения практики, структурой организации </w:t>
-      </w:r>
-      <w:r>
-        <w:rPr>
-          <w:rFonts w:ascii="Segoe UI" w:eastAsia="Times New Roman" w:hAnsi="Segoe UI" w:cs="Segoe UI"/>
-          <w:color w:val="0F1115"/>
-          <w:kern w:val="0"/>
-          <w:highlight w:val="yellow"/>
-          <w:lang w:val="ru-RU"/>
-          <w14:ligatures w14:val="none"/>
-        </w:rPr>
-        <w:t>(</w:t>
-      </w:r>
-      <w:r>
-        <w:rPr>
-          <w:rFonts w:ascii="Segoe UI" w:eastAsia="Times New Roman" w:hAnsi="Segoe UI" w:cs="Segoe UI"/>
-          <w:i/>
-          <w:iCs/>
-          <w:color w:val="0F1115"/>
-          <w:kern w:val="0"/>
-          <w:highlight w:val="yellow"/>
-          <w:lang w:val="ru-RU"/>
-          <w14:ligatures w14:val="none"/>
-        </w:rPr>
-        <w:t>или конкретного производственного/исследовательского подразделения</w:t>
-      </w:r>
-      <w:r>
-        <w:rPr>
-          <w:rFonts w:ascii="Segoe UI" w:eastAsia="Times New Roman" w:hAnsi="Segoe UI" w:cs="Segoe UI"/>
-          <w:color w:val="0F1115"/>
-          <w:kern w:val="0"/>
-          <w:highlight w:val="yellow"/>
-          <w:lang w:val="ru-RU"/>
-          <w14:ligatures w14:val="none"/>
-        </w:rPr>
-        <w:t>).</w:t>
+        <w:t>Ознакомиться с правилами внутреннего трудового распорядка организации — места прохождения практики</w:t>
       </w:r>
     </w:p>
     <w:p>
@@ -689,32 +652,32 @@
           <w:lang w:val="ru-RU"/>
           <w14:ligatures w14:val="none"/>
         </w:rPr>
+        <w:t>В соответствии с компетенциями ПКС-1, ПКС-2, ПКС-3, ПКС-4:</w:t>
+      </w:r>
+    </w:p>
+    <w:p>
+      <w:pPr>
+        <w:shd w:val="clear" w:color="auto" w:fill="FFFFFF"/>
+        <w:spacing w:before="240" w:after="240" w:line="240" w:lineRule="auto"/>
+        <w:rPr>
+          <w:rFonts w:ascii="Segoe UI" w:eastAsia="Times New Roman" w:hAnsi="Segoe UI" w:cs="Segoe UI"/>
+          <w:color w:val="0F1115"/>
+          <w:kern w:val="0"/>
+          <w:lang w:val="ru-RU"/>
+          <w14:ligatures w14:val="none"/>
+        </w:rPr>
+      </w:pPr>
+      <w:r>
+        <w:rPr>
+          <w:rFonts w:ascii="Segoe UI" w:eastAsia="Times New Roman" w:hAnsi="Segoe UI" w:cs="Segoe UI"/>
+          <w:b/>
+          <w:bCs/>
+          <w:color w:val="0F1115"/>
+          <w:kern w:val="0"/>
+          <w:lang w:val="ru-RU"/>
+          <w14:ligatures w14:val="none"/>
+        </w:rPr>
         <w:lastRenderedPageBreak/>
-        <w:t>В соответствии с компетенциями ПКС-1, ПКС-2, ПКС-3, ПКС-4:</w:t>
-      </w:r>
-    </w:p>
-    <w:p>
-      <w:pPr>
-        <w:shd w:val="clear" w:color="auto" w:fill="FFFFFF"/>
-        <w:spacing w:before="240" w:after="240" w:line="240" w:lineRule="auto"/>
-        <w:rPr>
-          <w:rFonts w:ascii="Segoe UI" w:eastAsia="Times New Roman" w:hAnsi="Segoe UI" w:cs="Segoe UI"/>
-          <w:color w:val="0F1115"/>
-          <w:kern w:val="0"/>
-          <w:lang w:val="ru-RU"/>
-          <w14:ligatures w14:val="none"/>
-        </w:rPr>
-      </w:pPr>
-      <w:r>
-        <w:rPr>
-          <w:rFonts w:ascii="Segoe UI" w:eastAsia="Times New Roman" w:hAnsi="Segoe UI" w:cs="Segoe UI"/>
-          <w:b/>
-          <w:bCs/>
-          <w:color w:val="0F1115"/>
-          <w:kern w:val="0"/>
-          <w:lang w:val="ru-RU"/>
-          <w14:ligatures w14:val="none"/>
-        </w:rPr>
         <w:t>Анализ объекта и разработка требований к системе (в соответствии с ПКС-1, ПКС-3):</w:t>
       </w:r>
     </w:p>
@@ -2746,6 +2709,7 @@
                 <w:kern w:val="0"/>
                 <w:sz w:val="23"/>
                 <w:szCs w:val="23"/>
+                <w:lang w:val="ru-RU"/>
                 <w14:ligatures w14:val="none"/>
               </w:rPr>
             </w:pPr>
@@ -2757,10 +2721,10 @@
                 <w:kern w:val="0"/>
                 <w:sz w:val="23"/>
                 <w:szCs w:val="23"/>
-                <w:highlight w:val="yellow"/>
+                <w:lang w:val="ru-RU"/>
                 <w14:ligatures w14:val="none"/>
               </w:rPr>
-              <w:t>[ФИО]</w:t>
+              <w:t>Петров С.М.</w:t>
             </w:r>
           </w:p>
         </w:tc>
@@ -2927,22 +2891,10 @@
                 <w:sz w:val="23"/>
                 <w:szCs w:val="23"/>
                 <w:highlight w:val="yellow"/>
+                <w:lang w:val="ru-RU"/>
                 <w14:ligatures w14:val="none"/>
               </w:rPr>
             </w:pPr>
-            <w:r>
-              <w:rPr>
-                <w:rFonts w:ascii="Segoe UI" w:eastAsia="Times New Roman" w:hAnsi="Segoe UI" w:cs="Segoe UI"/>
-                <w:i/>
-                <w:iCs/>
-                <w:kern w:val="0"/>
-                <w:sz w:val="23"/>
-                <w:szCs w:val="23"/>
-                <w:highlight w:val="yellow"/>
-                <w14:ligatures w14:val="none"/>
-              </w:rPr>
-              <w:t xml:space="preserve">[ФИО, </w:t>
-            </w:r>
             <w:proofErr w:type="spellStart"/>
             <w:r>
               <w:rPr>
@@ -2952,10 +2904,10 @@
                 <w:kern w:val="0"/>
                 <w:sz w:val="23"/>
                 <w:szCs w:val="23"/>
-                <w:highlight w:val="yellow"/>
+                <w:lang w:val="ru-RU"/>
                 <w14:ligatures w14:val="none"/>
               </w:rPr>
-              <w:t>должность</w:t>
+              <w:t>Матящев</w:t>
             </w:r>
             <w:proofErr w:type="spellEnd"/>
             <w:r>
@@ -2966,10 +2918,10 @@
                 <w:kern w:val="0"/>
                 <w:sz w:val="23"/>
                 <w:szCs w:val="23"/>
-                <w:highlight w:val="yellow"/>
+                <w:lang w:val="ru-RU"/>
                 <w14:ligatures w14:val="none"/>
               </w:rPr>
-              <w:t>]</w:t>
+              <w:t xml:space="preserve"> М.Ю.</w:t>
             </w:r>
           </w:p>
         </w:tc>
